--- a/Thesis/Тема магистерской диссертации Клименко Кирилла 2025.docx
+++ b/Thesis/Тема магистерской диссертации Клименко Кирилла 2025.docx
@@ -192,7 +192,23 @@
           <w:sz w:val="24"/>
           <w:szCs w:val="24"/>
         </w:rPr>
-        <w:t>Повсеместное распространение смартфонов, оснащенных множеством сложных датчиков, достаточной вычислительной мощностью, сетевым подключением и удобным интерфейсом, делает их перспективным инструментом для неинвазивной портативной оценки качества продуктов. В сочетании с последними разработками в области интернета вещей, алгоритмов глубокого обучения и облачных вычислений они предоставляют возможность для развития широко распространенных, достоверных  и устойчивых не только методов анализа пищевых продуктов, но и ранней диагностики болезней растительного и животного происхождения</w:t>
+        <w:t xml:space="preserve">Повсеместное распространение смартфонов, оснащенных множеством сложных датчиков, достаточной вычислительной мощностью, сетевым подключением и удобным интерфейсом, делает их перспективным инструментом для неинвазивной портативной оценки качества продуктов. В сочетании с последними разработками в области интернета вещей, алгоритмов глубокого обучения и облачных вычислений они предоставляют возможность для развития широко распространенных, </w:t>
+      </w:r>
+      <w:r>
+        <w:rPr>
+          <w:rFonts w:ascii="Times New Roman" w:hAnsi="Times New Roman" w:cs="Times New Roman"/>
+          <w:sz w:val="24"/>
+          <w:szCs w:val="24"/>
+        </w:rPr>
+        <w:t>достоверных и</w:t>
+      </w:r>
+      <w:r>
+        <w:rPr>
+          <w:rFonts w:ascii="Times New Roman" w:hAnsi="Times New Roman" w:cs="Times New Roman"/>
+          <w:sz w:val="24"/>
+          <w:szCs w:val="24"/>
+        </w:rPr>
+        <w:t xml:space="preserve"> устойчивых не только методов анализа пищевых продуктов, но и ранней диагностики болезней растительного и животного происхождения</w:t>
       </w:r>
     </w:p>
     <w:p>
@@ -228,15 +244,23 @@
           <w:sz w:val="24"/>
           <w:szCs w:val="24"/>
         </w:rPr>
-        <w:t xml:space="preserve">, насекомых </w:t>
-      </w:r>
-      <w:r>
-        <w:rPr>
-          <w:rFonts w:ascii="Times New Roman" w:hAnsi="Times New Roman" w:cs="Times New Roman"/>
-          <w:sz w:val="24"/>
-          <w:szCs w:val="24"/>
-        </w:rPr>
-        <w:t xml:space="preserve"> и др.</w:t>
+        <w:t xml:space="preserve">, </w:t>
+      </w:r>
+      <w:r>
+        <w:rPr>
+          <w:rFonts w:ascii="Times New Roman" w:hAnsi="Times New Roman" w:cs="Times New Roman"/>
+          <w:sz w:val="24"/>
+          <w:szCs w:val="24"/>
+        </w:rPr>
+        <w:t>насекомых и</w:t>
+      </w:r>
+      <w:r>
+        <w:rPr>
+          <w:rFonts w:ascii="Times New Roman" w:hAnsi="Times New Roman" w:cs="Times New Roman"/>
+          <w:sz w:val="24"/>
+          <w:szCs w:val="24"/>
+        </w:rPr>
+        <w:t xml:space="preserve"> др.</w:t>
       </w:r>
       <w:r>
         <w:rPr>
@@ -472,7 +496,15 @@
           <w:sz w:val="24"/>
           <w:szCs w:val="24"/>
         </w:rPr>
-        <w:t xml:space="preserve"> в сельском хозяйстве.</w:t>
+        <w:t>в</w:t>
+      </w:r>
+      <w:r>
+        <w:rPr>
+          <w:rFonts w:ascii="Times New Roman" w:hAnsi="Times New Roman" w:cs="Times New Roman"/>
+          <w:sz w:val="24"/>
+          <w:szCs w:val="24"/>
+        </w:rPr>
+        <w:t xml:space="preserve"> сельском хозяйстве.</w:t>
       </w:r>
     </w:p>
     <w:p>
@@ -974,7 +1006,23 @@
           <w:sz w:val="24"/>
           <w:szCs w:val="24"/>
         </w:rPr>
-        <w:t>для обработки изображений поверхности ткани  растительного происхождения;</w:t>
+        <w:t xml:space="preserve">для обработки изображений поверхности </w:t>
+      </w:r>
+      <w:r>
+        <w:rPr>
+          <w:rFonts w:ascii="Times New Roman" w:hAnsi="Times New Roman" w:cs="Times New Roman"/>
+          <w:sz w:val="24"/>
+          <w:szCs w:val="24"/>
+        </w:rPr>
+        <w:t>ткани растительного</w:t>
+      </w:r>
+      <w:r>
+        <w:rPr>
+          <w:rFonts w:ascii="Times New Roman" w:hAnsi="Times New Roman" w:cs="Times New Roman"/>
+          <w:sz w:val="24"/>
+          <w:szCs w:val="24"/>
+        </w:rPr>
+        <w:t xml:space="preserve"> происхождения;</w:t>
       </w:r>
     </w:p>
     <w:p>
@@ -1066,23 +1114,31 @@
           <w:szCs w:val="24"/>
         </w:rPr>
         <w:tab/>
-        <w:t xml:space="preserve">Выбрать основной массив входной информации </w:t>
-      </w:r>
-      <w:r>
-        <w:rPr>
-          <w:rFonts w:ascii="Times New Roman" w:hAnsi="Times New Roman" w:cs="Times New Roman"/>
-          <w:sz w:val="24"/>
-          <w:szCs w:val="24"/>
-        </w:rPr>
-        <w:t xml:space="preserve"> </w:t>
-      </w:r>
-      <w:r>
-        <w:rPr>
-          <w:rFonts w:ascii="Times New Roman" w:hAnsi="Times New Roman" w:cs="Times New Roman"/>
-          <w:sz w:val="24"/>
-          <w:szCs w:val="24"/>
-        </w:rPr>
-        <w:t xml:space="preserve">для работы </w:t>
+        <w:t xml:space="preserve">Выбрать основной массив входной </w:t>
+      </w:r>
+      <w:r>
+        <w:rPr>
+          <w:rFonts w:ascii="Times New Roman" w:hAnsi="Times New Roman" w:cs="Times New Roman"/>
+          <w:sz w:val="24"/>
+          <w:szCs w:val="24"/>
+        </w:rPr>
+        <w:t xml:space="preserve">информации </w:t>
+      </w:r>
+      <w:r>
+        <w:rPr>
+          <w:rFonts w:ascii="Times New Roman" w:hAnsi="Times New Roman" w:cs="Times New Roman"/>
+          <w:sz w:val="24"/>
+          <w:szCs w:val="24"/>
+        </w:rPr>
+        <w:t>для</w:t>
+      </w:r>
+      <w:r>
+        <w:rPr>
+          <w:rFonts w:ascii="Times New Roman" w:hAnsi="Times New Roman" w:cs="Times New Roman"/>
+          <w:sz w:val="24"/>
+          <w:szCs w:val="24"/>
+        </w:rPr>
+        <w:t xml:space="preserve"> работы </w:t>
       </w:r>
       <w:r>
         <w:rPr>
@@ -1098,7 +1154,15 @@
           <w:sz w:val="24"/>
           <w:szCs w:val="24"/>
         </w:rPr>
-        <w:t>и разработать рабочий вариант основных режимов его  работы</w:t>
+        <w:t xml:space="preserve">и разработать рабочий вариант основных режимов </w:t>
+      </w:r>
+      <w:r>
+        <w:rPr>
+          <w:rFonts w:ascii="Times New Roman" w:hAnsi="Times New Roman" w:cs="Times New Roman"/>
+          <w:sz w:val="24"/>
+          <w:szCs w:val="24"/>
+        </w:rPr>
+        <w:t>его работы</w:t>
       </w:r>
     </w:p>
     <w:p>
@@ -1141,15 +1205,79 @@
           <w:sz w:val="24"/>
           <w:szCs w:val="24"/>
         </w:rPr>
-        <w:t xml:space="preserve">и провести экспериментальные исследования на  первоначальную оценку прогнозирования </w:t>
-      </w:r>
-      <w:r>
-        <w:rPr>
-          <w:rFonts w:ascii="Times New Roman" w:hAnsi="Times New Roman" w:cs="Times New Roman"/>
-          <w:sz w:val="24"/>
-          <w:szCs w:val="24"/>
-        </w:rPr>
-        <w:t xml:space="preserve"> поражения пятнистостями, насекомыми  и ожогами от воздействия солнечной радиацией  и низких температур.</w:t>
+        <w:t xml:space="preserve">и провести экспериментальные исследования </w:t>
+      </w:r>
+      <w:r>
+        <w:rPr>
+          <w:rFonts w:ascii="Times New Roman" w:hAnsi="Times New Roman" w:cs="Times New Roman"/>
+          <w:sz w:val="24"/>
+          <w:szCs w:val="24"/>
+        </w:rPr>
+        <w:t>на первоначальную</w:t>
+      </w:r>
+      <w:r>
+        <w:rPr>
+          <w:rFonts w:ascii="Times New Roman" w:hAnsi="Times New Roman" w:cs="Times New Roman"/>
+          <w:sz w:val="24"/>
+          <w:szCs w:val="24"/>
+        </w:rPr>
+        <w:t xml:space="preserve"> оценку </w:t>
+      </w:r>
+      <w:r>
+        <w:rPr>
+          <w:rFonts w:ascii="Times New Roman" w:hAnsi="Times New Roman" w:cs="Times New Roman"/>
+          <w:sz w:val="24"/>
+          <w:szCs w:val="24"/>
+        </w:rPr>
+        <w:t xml:space="preserve">прогнозирования </w:t>
+      </w:r>
+      <w:r>
+        <w:rPr>
+          <w:rFonts w:ascii="Times New Roman" w:hAnsi="Times New Roman" w:cs="Times New Roman"/>
+          <w:sz w:val="24"/>
+          <w:szCs w:val="24"/>
+        </w:rPr>
+        <w:t>поражения</w:t>
+      </w:r>
+      <w:r>
+        <w:rPr>
+          <w:rFonts w:ascii="Times New Roman" w:hAnsi="Times New Roman" w:cs="Times New Roman"/>
+          <w:sz w:val="24"/>
+          <w:szCs w:val="24"/>
+        </w:rPr>
+        <w:t xml:space="preserve"> пятнистостями, </w:t>
+      </w:r>
+      <w:r>
+        <w:rPr>
+          <w:rFonts w:ascii="Times New Roman" w:hAnsi="Times New Roman" w:cs="Times New Roman"/>
+          <w:sz w:val="24"/>
+          <w:szCs w:val="24"/>
+        </w:rPr>
+        <w:t>насекомыми и</w:t>
+      </w:r>
+      <w:r>
+        <w:rPr>
+          <w:rFonts w:ascii="Times New Roman" w:hAnsi="Times New Roman" w:cs="Times New Roman"/>
+          <w:sz w:val="24"/>
+          <w:szCs w:val="24"/>
+        </w:rPr>
+        <w:t xml:space="preserve"> ожогами от воздействия солнечной </w:t>
+      </w:r>
+      <w:r>
+        <w:rPr>
+          <w:rFonts w:ascii="Times New Roman" w:hAnsi="Times New Roman" w:cs="Times New Roman"/>
+          <w:sz w:val="24"/>
+          <w:szCs w:val="24"/>
+        </w:rPr>
+        <w:t>радиацией и</w:t>
+      </w:r>
+      <w:r>
+        <w:rPr>
+          <w:rFonts w:ascii="Times New Roman" w:hAnsi="Times New Roman" w:cs="Times New Roman"/>
+          <w:sz w:val="24"/>
+          <w:szCs w:val="24"/>
+        </w:rPr>
+        <w:t xml:space="preserve"> низких температур.</w:t>
       </w:r>
     </w:p>
     <w:p>
@@ -1184,15 +1312,31 @@
           <w:sz w:val="24"/>
           <w:szCs w:val="24"/>
         </w:rPr>
-        <w:t>й образец</w:t>
-      </w:r>
-      <w:r>
-        <w:rPr>
-          <w:rFonts w:ascii="Times New Roman" w:hAnsi="Times New Roman" w:cs="Times New Roman"/>
-          <w:sz w:val="24"/>
-          <w:szCs w:val="24"/>
-        </w:rPr>
-        <w:t xml:space="preserve">  Android приложение </w:t>
+        <w:t xml:space="preserve">й </w:t>
+      </w:r>
+      <w:r>
+        <w:rPr>
+          <w:rFonts w:ascii="Times New Roman" w:hAnsi="Times New Roman" w:cs="Times New Roman"/>
+          <w:sz w:val="24"/>
+          <w:szCs w:val="24"/>
+        </w:rPr>
+        <w:t>образец</w:t>
+      </w:r>
+      <w:r>
+        <w:rPr>
+          <w:rFonts w:ascii="Times New Roman" w:hAnsi="Times New Roman" w:cs="Times New Roman"/>
+          <w:sz w:val="24"/>
+          <w:szCs w:val="24"/>
+        </w:rPr>
+        <w:t xml:space="preserve"> Android</w:t>
+      </w:r>
+      <w:r>
+        <w:rPr>
+          <w:rFonts w:ascii="Times New Roman" w:hAnsi="Times New Roman" w:cs="Times New Roman"/>
+          <w:sz w:val="24"/>
+          <w:szCs w:val="24"/>
+        </w:rPr>
+        <w:t xml:space="preserve"> приложение </w:t>
       </w:r>
       <w:r>
         <w:rPr>
@@ -1484,7 +1628,25 @@
           <w:sz w:val="24"/>
           <w:szCs w:val="24"/>
         </w:rPr>
-        <w:t xml:space="preserve">Алейников А.Ф. Перспективный метод диагностики болезни растений и определения их фенотипа // Сибирский вестник сельскохозяйственной науки  2025. – T. 55.–№ </w:t>
+        <w:t xml:space="preserve">Алейников А.Ф. Перспективный метод диагностики болезни растений и определения их фенотипа // Сибирский вестник сельскохозяйственной </w:t>
+      </w:r>
+      <w:proofErr w:type="gramStart"/>
+      <w:r>
+        <w:rPr>
+          <w:rFonts w:ascii="Times New Roman" w:hAnsi="Times New Roman" w:cs="Times New Roman"/>
+          <w:sz w:val="24"/>
+          <w:szCs w:val="24"/>
+        </w:rPr>
+        <w:t>науки  2025</w:t>
+      </w:r>
+      <w:proofErr w:type="gramEnd"/>
+      <w:r>
+        <w:rPr>
+          <w:rFonts w:ascii="Times New Roman" w:hAnsi="Times New Roman" w:cs="Times New Roman"/>
+          <w:sz w:val="24"/>
+          <w:szCs w:val="24"/>
+        </w:rPr>
+        <w:t xml:space="preserve">. – T. 55.–№ </w:t>
       </w:r>
       <w:r>
         <w:rPr>
@@ -2045,7 +2207,16 @@
           <w:sz w:val="24"/>
           <w:szCs w:val="24"/>
         </w:rPr>
-        <w:t>научно-практическ</w:t>
+        <w:t>научно-</w:t>
+      </w:r>
+      <w:proofErr w:type="gramStart"/>
+      <w:r>
+        <w:rPr>
+          <w:rFonts w:ascii="Times New Roman" w:hAnsi="Times New Roman" w:cs="Times New Roman"/>
+          <w:sz w:val="24"/>
+          <w:szCs w:val="24"/>
+        </w:rPr>
+        <w:t>практическ</w:t>
       </w:r>
       <w:r>
         <w:rPr>
@@ -2071,6 +2242,7 @@
         </w:rPr>
         <w:t>и</w:t>
       </w:r>
+      <w:proofErr w:type="gramEnd"/>
       <w:r>
         <w:rPr>
           <w:rFonts w:ascii="Times New Roman" w:hAnsi="Times New Roman" w:cs="Times New Roman"/>
@@ -2134,7 +2306,25 @@
           <w:sz w:val="24"/>
           <w:szCs w:val="24"/>
         </w:rPr>
-        <w:t>Выбор среды реализации комплекса для обработки изображений поверхности ткани  растительного происхождения;</w:t>
+        <w:t xml:space="preserve">Выбор среды реализации комплекса для обработки изображений поверхности </w:t>
+      </w:r>
+      <w:proofErr w:type="gramStart"/>
+      <w:r>
+        <w:rPr>
+          <w:rFonts w:ascii="Times New Roman" w:hAnsi="Times New Roman" w:cs="Times New Roman"/>
+          <w:sz w:val="24"/>
+          <w:szCs w:val="24"/>
+        </w:rPr>
+        <w:t>ткани  растительного</w:t>
+      </w:r>
+      <w:proofErr w:type="gramEnd"/>
+      <w:r>
+        <w:rPr>
+          <w:rFonts w:ascii="Times New Roman" w:hAnsi="Times New Roman" w:cs="Times New Roman"/>
+          <w:sz w:val="24"/>
+          <w:szCs w:val="24"/>
+        </w:rPr>
+        <w:t xml:space="preserve"> происхождения;</w:t>
       </w:r>
     </w:p>
     <w:p>
@@ -2241,7 +2431,16 @@
           <w:sz w:val="24"/>
           <w:szCs w:val="24"/>
         </w:rPr>
-        <w:t xml:space="preserve">в входной информации для работы </w:t>
+        <w:t xml:space="preserve">в входной информации для </w:t>
+      </w:r>
+      <w:proofErr w:type="gramStart"/>
+      <w:r>
+        <w:rPr>
+          <w:rFonts w:ascii="Times New Roman" w:hAnsi="Times New Roman" w:cs="Times New Roman"/>
+          <w:sz w:val="24"/>
+          <w:szCs w:val="24"/>
+        </w:rPr>
+        <w:t xml:space="preserve">работы </w:t>
       </w:r>
       <w:r>
         <w:rPr>
@@ -2267,6 +2466,7 @@
         </w:rPr>
         <w:t>ы</w:t>
       </w:r>
+      <w:proofErr w:type="gramEnd"/>
       <w:r>
         <w:rPr>
           <w:rFonts w:ascii="Times New Roman" w:hAnsi="Times New Roman" w:cs="Times New Roman"/>
@@ -2340,15 +2540,87 @@
           <w:sz w:val="24"/>
           <w:szCs w:val="24"/>
         </w:rPr>
-        <w:t xml:space="preserve">и провести экспериментальные исследования на  первоначальную оценку прогнозирования </w:t>
-      </w:r>
-      <w:r>
-        <w:rPr>
-          <w:rFonts w:ascii="Times New Roman" w:hAnsi="Times New Roman" w:cs="Times New Roman"/>
-          <w:sz w:val="24"/>
-          <w:szCs w:val="24"/>
-        </w:rPr>
-        <w:t xml:space="preserve"> поражения пятнистостями, насекомыми  и ожогами от воздействия солнечной радиацией  и низких температур.</w:t>
+        <w:t xml:space="preserve">и провести экспериментальные исследования </w:t>
+      </w:r>
+      <w:proofErr w:type="gramStart"/>
+      <w:r>
+        <w:rPr>
+          <w:rFonts w:ascii="Times New Roman" w:hAnsi="Times New Roman" w:cs="Times New Roman"/>
+          <w:sz w:val="24"/>
+          <w:szCs w:val="24"/>
+        </w:rPr>
+        <w:t>на  первоначальную</w:t>
+      </w:r>
+      <w:proofErr w:type="gramEnd"/>
+      <w:r>
+        <w:rPr>
+          <w:rFonts w:ascii="Times New Roman" w:hAnsi="Times New Roman" w:cs="Times New Roman"/>
+          <w:sz w:val="24"/>
+          <w:szCs w:val="24"/>
+        </w:rPr>
+        <w:t xml:space="preserve"> оценку </w:t>
+      </w:r>
+      <w:proofErr w:type="gramStart"/>
+      <w:r>
+        <w:rPr>
+          <w:rFonts w:ascii="Times New Roman" w:hAnsi="Times New Roman" w:cs="Times New Roman"/>
+          <w:sz w:val="24"/>
+          <w:szCs w:val="24"/>
+        </w:rPr>
+        <w:t xml:space="preserve">прогнозирования </w:t>
+      </w:r>
+      <w:r>
+        <w:rPr>
+          <w:rFonts w:ascii="Times New Roman" w:hAnsi="Times New Roman" w:cs="Times New Roman"/>
+          <w:sz w:val="24"/>
+          <w:szCs w:val="24"/>
+        </w:rPr>
+        <w:t xml:space="preserve"> поражения</w:t>
+      </w:r>
+      <w:proofErr w:type="gramEnd"/>
+      <w:r>
+        <w:rPr>
+          <w:rFonts w:ascii="Times New Roman" w:hAnsi="Times New Roman" w:cs="Times New Roman"/>
+          <w:sz w:val="24"/>
+          <w:szCs w:val="24"/>
+        </w:rPr>
+        <w:t xml:space="preserve"> пятнистостями, </w:t>
+      </w:r>
+      <w:proofErr w:type="gramStart"/>
+      <w:r>
+        <w:rPr>
+          <w:rFonts w:ascii="Times New Roman" w:hAnsi="Times New Roman" w:cs="Times New Roman"/>
+          <w:sz w:val="24"/>
+          <w:szCs w:val="24"/>
+        </w:rPr>
+        <w:t>насекомыми  и</w:t>
+      </w:r>
+      <w:proofErr w:type="gramEnd"/>
+      <w:r>
+        <w:rPr>
+          <w:rFonts w:ascii="Times New Roman" w:hAnsi="Times New Roman" w:cs="Times New Roman"/>
+          <w:sz w:val="24"/>
+          <w:szCs w:val="24"/>
+        </w:rPr>
+        <w:t xml:space="preserve"> ожогами от воздействия солнечной </w:t>
+      </w:r>
+      <w:proofErr w:type="gramStart"/>
+      <w:r>
+        <w:rPr>
+          <w:rFonts w:ascii="Times New Roman" w:hAnsi="Times New Roman" w:cs="Times New Roman"/>
+          <w:sz w:val="24"/>
+          <w:szCs w:val="24"/>
+        </w:rPr>
+        <w:t>радиацией  и</w:t>
+      </w:r>
+      <w:proofErr w:type="gramEnd"/>
+      <w:r>
+        <w:rPr>
+          <w:rFonts w:ascii="Times New Roman" w:hAnsi="Times New Roman" w:cs="Times New Roman"/>
+          <w:sz w:val="24"/>
+          <w:szCs w:val="24"/>
+        </w:rPr>
+        <w:t xml:space="preserve"> низких температур.</w:t>
       </w:r>
     </w:p>
     <w:p>
@@ -2385,6 +2657,7 @@
         </w:rPr>
         <w:t xml:space="preserve">й </w:t>
       </w:r>
+      <w:proofErr w:type="gramStart"/>
       <w:r>
         <w:rPr>
           <w:rFonts w:ascii="Times New Roman" w:hAnsi="Times New Roman" w:cs="Times New Roman"/>
@@ -2407,7 +2680,16 @@
           <w:sz w:val="24"/>
           <w:szCs w:val="24"/>
         </w:rPr>
-        <w:t xml:space="preserve">  Android приложени</w:t>
+        <w:t xml:space="preserve">  Android</w:t>
+      </w:r>
+      <w:proofErr w:type="gramEnd"/>
+      <w:r>
+        <w:rPr>
+          <w:rFonts w:ascii="Times New Roman" w:hAnsi="Times New Roman" w:cs="Times New Roman"/>
+          <w:sz w:val="24"/>
+          <w:szCs w:val="24"/>
+        </w:rPr>
+        <w:t xml:space="preserve"> приложени</w:t>
       </w:r>
       <w:r>
         <w:rPr>
@@ -2537,15 +2819,33 @@
           <w:sz w:val="24"/>
           <w:szCs w:val="24"/>
         </w:rPr>
-        <w:t xml:space="preserve">Подготовка рукописи работы  </w:t>
-      </w:r>
-      <w:r>
-        <w:rPr>
-          <w:rFonts w:ascii="Times New Roman" w:hAnsi="Times New Roman" w:cs="Times New Roman"/>
-          <w:sz w:val="24"/>
-          <w:szCs w:val="24"/>
-        </w:rPr>
-        <w:t>и её</w:t>
+        <w:t xml:space="preserve">Подготовка рукописи </w:t>
+      </w:r>
+      <w:proofErr w:type="gramStart"/>
+      <w:r>
+        <w:rPr>
+          <w:rFonts w:ascii="Times New Roman" w:hAnsi="Times New Roman" w:cs="Times New Roman"/>
+          <w:sz w:val="24"/>
+          <w:szCs w:val="24"/>
+        </w:rPr>
+        <w:t xml:space="preserve">работы  </w:t>
+      </w:r>
+      <w:r>
+        <w:rPr>
+          <w:rFonts w:ascii="Times New Roman" w:hAnsi="Times New Roman" w:cs="Times New Roman"/>
+          <w:sz w:val="24"/>
+          <w:szCs w:val="24"/>
+        </w:rPr>
+        <w:t>и</w:t>
+      </w:r>
+      <w:proofErr w:type="gramEnd"/>
+      <w:r>
+        <w:rPr>
+          <w:rFonts w:ascii="Times New Roman" w:hAnsi="Times New Roman" w:cs="Times New Roman"/>
+          <w:sz w:val="24"/>
+          <w:szCs w:val="24"/>
+        </w:rPr>
+        <w:t xml:space="preserve"> её</w:t>
       </w:r>
       <w:r>
         <w:rPr>
@@ -2703,6 +3003,7 @@
         </w:rPr>
         <w:t xml:space="preserve">        </w:t>
       </w:r>
+      <w:proofErr w:type="gramStart"/>
       <w:r>
         <w:rPr>
           <w:rFonts w:ascii="Times New Roman" w:hAnsi="Times New Roman" w:cs="Times New Roman"/>
@@ -2735,6 +3036,7 @@
         </w:rPr>
         <w:t>.</w:t>
       </w:r>
+      <w:proofErr w:type="gramEnd"/>
       <w:r>
         <w:rPr>
           <w:rFonts w:ascii="Times New Roman" w:hAnsi="Times New Roman" w:cs="Times New Roman"/>
